--- a/Technische_Informatik.docx
+++ b/Technische_Informatik.docx
@@ -11189,7 +11189,7 @@
                 <w:sz w:val="20"/>
                 <w:szCs w:val="20"/>
               </w:rPr>
-              <w:t>Wenn du Assembler erklaerst, trenne sauber: Quellcode mit Mnemonics -&gt; Assembler erzeugt Maschinencode -&gt; Mikrocontroller fuehrt Maschinenbefehle aus.</w:t>
+              <w:t>Wenn du Assembler erklärst, trenne sauber: Quellcode mit Mnemonics -&gt; Assembler erzeugt Maschinencode -&gt; Mikrocontroller führt Maschinenbefehle aus.</w:t>
             </w:r>
           </w:p>
         </w:tc>
@@ -12356,7 +12356,7 @@
           <w:sz w:val="18"/>
           <w:szCs w:val="18"/>
         </w:rPr>
-        <w:t xml:space="preserve">    sbis PINB, 4   ; wenn PB4 = 1, naechste Zeile ueberspringen</w:t>
+        <w:t xml:space="preserve">    sbis PINB, 4   ; wenn PB4 = 1, nächste Zeile überspringen</w:t>
       </w:r>
     </w:p>
     <w:p>
@@ -12371,7 +12371,7 @@
           <w:sz w:val="18"/>
           <w:szCs w:val="18"/>
         </w:rPr>
-        <w:t xml:space="preserve">    sbi PORTD, 7   ; Taster gedrueckt (LOW-aktiv) -&gt; LED an</w:t>
+        <w:t xml:space="preserve">    sbi PORTD, 7   ; Taster gedrückt (LOW-aktiv) -&gt; LED an</w:t>
       </w:r>
     </w:p>
     <w:p>
@@ -12386,7 +12386,7 @@
           <w:sz w:val="18"/>
           <w:szCs w:val="18"/>
         </w:rPr>
-        <w:t xml:space="preserve">    sbic PINB, 4   ; wenn PB4 = 0, naechste Zeile ueberspringen</w:t>
+        <w:t xml:space="preserve">    sbic PINB, 4   ; wenn PB4 = 0, nächste Zeile überspringen</w:t>
       </w:r>
     </w:p>
     <w:p>
@@ -12511,7 +12511,7 @@
                 <w:sz w:val="20"/>
                 <w:szCs w:val="20"/>
               </w:rPr>
-              <w:t>Bei LOW-aktiv bedeutet gedrueckt/aktiv = 0. Dadurch muss die Programmlogik oft umgedreht werden.</w:t>
+              <w:t>Bei LOW-aktiv bedeutet gedrückt/aktiv = 0. Dadurch muss die Programmlogik oft umgedreht werden.</w:t>
             </w:r>
           </w:p>
         </w:tc>
@@ -13185,7 +13185,7 @@
           <w:sz w:val="18"/>
           <w:szCs w:val="18"/>
         </w:rPr>
-        <w:t>; In einer ISR ueblich:</w:t>
+        <w:t>; In einer ISR üblich:</w:t>
       </w:r>
     </w:p>
     <w:p>
@@ -13785,7 +13785,7 @@
           <w:sz w:val="18"/>
           <w:szCs w:val="18"/>
         </w:rPr>
-        <w:t xml:space="preserve">    brne loop     ; meist 2 Takte, solange Sprung ausgefuehrt wird</w:t>
+        <w:t xml:space="preserve">    brne loop     ; meist 2 Takte, solange Sprung ausgeführt wird</w:t>
       </w:r>
     </w:p>
     <w:p>
@@ -15206,6 +15206,7 @@
         </w:tc>
       </w:tr>
     </w:tbl>
+    <w:p/>
     <w:p>
       <w:pPr>
         <w:pStyle w:val="berschrift1"/>

--- a/Technische_Informatik.docx
+++ b/Technische_Informatik.docx
@@ -3762,12 +3762,6 @@
         <w:gridCol w:w="7038"/>
       </w:tblGrid>
       <w:tr>
-        <w:tblPrEx>
-          <w:tblCellMar>
-            <w:top w:w="0" w:type="dxa"/>
-            <w:bottom w:w="0" w:type="dxa"/>
-          </w:tblCellMar>
-        </w:tblPrEx>
         <w:tc>
           <w:tcPr>
             <w:tcW w:w="2600" w:type="dxa"/>
@@ -3836,12 +3830,6 @@
         </w:tc>
       </w:tr>
       <w:tr>
-        <w:tblPrEx>
-          <w:tblCellMar>
-            <w:top w:w="0" w:type="dxa"/>
-            <w:bottom w:w="0" w:type="dxa"/>
-          </w:tblCellMar>
-        </w:tblPrEx>
         <w:tc>
           <w:tcPr>
             <w:tcW w:w="2600" w:type="dxa"/>
@@ -3904,12 +3892,6 @@
         </w:tc>
       </w:tr>
       <w:tr>
-        <w:tblPrEx>
-          <w:tblCellMar>
-            <w:top w:w="0" w:type="dxa"/>
-            <w:bottom w:w="0" w:type="dxa"/>
-          </w:tblCellMar>
-        </w:tblPrEx>
         <w:tc>
           <w:tcPr>
             <w:tcW w:w="2600" w:type="dxa"/>
@@ -3972,12 +3954,6 @@
         </w:tc>
       </w:tr>
       <w:tr>
-        <w:tblPrEx>
-          <w:tblCellMar>
-            <w:top w:w="0" w:type="dxa"/>
-            <w:bottom w:w="0" w:type="dxa"/>
-          </w:tblCellMar>
-        </w:tblPrEx>
         <w:tc>
           <w:tcPr>
             <w:tcW w:w="2600" w:type="dxa"/>
@@ -4040,12 +4016,6 @@
         </w:tc>
       </w:tr>
       <w:tr>
-        <w:tblPrEx>
-          <w:tblCellMar>
-            <w:top w:w="0" w:type="dxa"/>
-            <w:bottom w:w="0" w:type="dxa"/>
-          </w:tblCellMar>
-        </w:tblPrEx>
         <w:tc>
           <w:tcPr>
             <w:tcW w:w="2600" w:type="dxa"/>
@@ -4108,12 +4078,6 @@
         </w:tc>
       </w:tr>
       <w:tr>
-        <w:tblPrEx>
-          <w:tblCellMar>
-            <w:top w:w="0" w:type="dxa"/>
-            <w:bottom w:w="0" w:type="dxa"/>
-          </w:tblCellMar>
-        </w:tblPrEx>
         <w:tc>
           <w:tcPr>
             <w:tcW w:w="2600" w:type="dxa"/>
@@ -4176,12 +4140,6 @@
         </w:tc>
       </w:tr>
       <w:tr>
-        <w:tblPrEx>
-          <w:tblCellMar>
-            <w:top w:w="0" w:type="dxa"/>
-            <w:bottom w:w="0" w:type="dxa"/>
-          </w:tblCellMar>
-        </w:tblPrEx>
         <w:tc>
           <w:tcPr>
             <w:tcW w:w="2600" w:type="dxa"/>
@@ -4362,12 +4320,6 @@
         <w:gridCol w:w="9327"/>
       </w:tblGrid>
       <w:tr>
-        <w:tblPrEx>
-          <w:tblCellMar>
-            <w:top w:w="0" w:type="dxa"/>
-            <w:bottom w:w="0" w:type="dxa"/>
-          </w:tblCellMar>
-        </w:tblPrEx>
         <w:tc>
           <w:tcPr>
             <w:tcW w:w="200" w:type="dxa"/>
@@ -4493,12 +4445,6 @@
         <w:gridCol w:w="7038"/>
       </w:tblGrid>
       <w:tr>
-        <w:tblPrEx>
-          <w:tblCellMar>
-            <w:top w:w="0" w:type="dxa"/>
-            <w:bottom w:w="0" w:type="dxa"/>
-          </w:tblCellMar>
-        </w:tblPrEx>
         <w:tc>
           <w:tcPr>
             <w:tcW w:w="2600" w:type="dxa"/>
@@ -4567,12 +4513,6 @@
         </w:tc>
       </w:tr>
       <w:tr>
-        <w:tblPrEx>
-          <w:tblCellMar>
-            <w:top w:w="0" w:type="dxa"/>
-            <w:bottom w:w="0" w:type="dxa"/>
-          </w:tblCellMar>
-        </w:tblPrEx>
         <w:tc>
           <w:tcPr>
             <w:tcW w:w="2600" w:type="dxa"/>
@@ -4635,12 +4575,6 @@
         </w:tc>
       </w:tr>
       <w:tr>
-        <w:tblPrEx>
-          <w:tblCellMar>
-            <w:top w:w="0" w:type="dxa"/>
-            <w:bottom w:w="0" w:type="dxa"/>
-          </w:tblCellMar>
-        </w:tblPrEx>
         <w:tc>
           <w:tcPr>
             <w:tcW w:w="2600" w:type="dxa"/>
@@ -4703,12 +4637,6 @@
         </w:tc>
       </w:tr>
       <w:tr>
-        <w:tblPrEx>
-          <w:tblCellMar>
-            <w:top w:w="0" w:type="dxa"/>
-            <w:bottom w:w="0" w:type="dxa"/>
-          </w:tblCellMar>
-        </w:tblPrEx>
         <w:tc>
           <w:tcPr>
             <w:tcW w:w="2600" w:type="dxa"/>
@@ -4772,12 +4700,6 @@
         </w:tc>
       </w:tr>
       <w:tr>
-        <w:tblPrEx>
-          <w:tblCellMar>
-            <w:top w:w="0" w:type="dxa"/>
-            <w:bottom w:w="0" w:type="dxa"/>
-          </w:tblCellMar>
-        </w:tblPrEx>
         <w:tc>
           <w:tcPr>
             <w:tcW w:w="2600" w:type="dxa"/>
@@ -4840,12 +4762,6 @@
         </w:tc>
       </w:tr>
       <w:tr>
-        <w:tblPrEx>
-          <w:tblCellMar>
-            <w:top w:w="0" w:type="dxa"/>
-            <w:bottom w:w="0" w:type="dxa"/>
-          </w:tblCellMar>
-        </w:tblPrEx>
         <w:tc>
           <w:tcPr>
             <w:tcW w:w="2600" w:type="dxa"/>
@@ -4908,12 +4824,6 @@
         </w:tc>
       </w:tr>
       <w:tr>
-        <w:tblPrEx>
-          <w:tblCellMar>
-            <w:top w:w="0" w:type="dxa"/>
-            <w:bottom w:w="0" w:type="dxa"/>
-          </w:tblCellMar>
-        </w:tblPrEx>
         <w:tc>
           <w:tcPr>
             <w:tcW w:w="2600" w:type="dxa"/>
@@ -5113,12 +5023,6 @@
         <w:gridCol w:w="9297"/>
       </w:tblGrid>
       <w:tr>
-        <w:tblPrEx>
-          <w:tblCellMar>
-            <w:top w:w="0" w:type="dxa"/>
-            <w:bottom w:w="0" w:type="dxa"/>
-          </w:tblCellMar>
-        </w:tblPrEx>
         <w:tc>
           <w:tcPr>
             <w:tcW w:w="200" w:type="dxa"/>
@@ -5245,12 +5149,6 @@
         <w:gridCol w:w="4238"/>
       </w:tblGrid>
       <w:tr>
-        <w:tblPrEx>
-          <w:tblCellMar>
-            <w:top w:w="0" w:type="dxa"/>
-            <w:bottom w:w="0" w:type="dxa"/>
-          </w:tblCellMar>
-        </w:tblPrEx>
         <w:tc>
           <w:tcPr>
             <w:tcW w:w="1800" w:type="dxa"/>
@@ -5352,12 +5250,6 @@
         </w:tc>
       </w:tr>
       <w:tr>
-        <w:tblPrEx>
-          <w:tblCellMar>
-            <w:top w:w="0" w:type="dxa"/>
-            <w:bottom w:w="0" w:type="dxa"/>
-          </w:tblCellMar>
-        </w:tblPrEx>
         <w:tc>
           <w:tcPr>
             <w:tcW w:w="1800" w:type="dxa"/>
@@ -5450,12 +5342,6 @@
         </w:tc>
       </w:tr>
       <w:tr>
-        <w:tblPrEx>
-          <w:tblCellMar>
-            <w:top w:w="0" w:type="dxa"/>
-            <w:bottom w:w="0" w:type="dxa"/>
-          </w:tblCellMar>
-        </w:tblPrEx>
         <w:tc>
           <w:tcPr>
             <w:tcW w:w="1800" w:type="dxa"/>
@@ -5548,12 +5434,6 @@
         </w:tc>
       </w:tr>
       <w:tr>
-        <w:tblPrEx>
-          <w:tblCellMar>
-            <w:top w:w="0" w:type="dxa"/>
-            <w:bottom w:w="0" w:type="dxa"/>
-          </w:tblCellMar>
-        </w:tblPrEx>
         <w:tc>
           <w:tcPr>
             <w:tcW w:w="1800" w:type="dxa"/>
@@ -5646,12 +5526,6 @@
         </w:tc>
       </w:tr>
       <w:tr>
-        <w:tblPrEx>
-          <w:tblCellMar>
-            <w:top w:w="0" w:type="dxa"/>
-            <w:bottom w:w="0" w:type="dxa"/>
-          </w:tblCellMar>
-        </w:tblPrEx>
         <w:tc>
           <w:tcPr>
             <w:tcW w:w="1800" w:type="dxa"/>
@@ -5744,12 +5618,6 @@
         </w:tc>
       </w:tr>
       <w:tr>
-        <w:tblPrEx>
-          <w:tblCellMar>
-            <w:top w:w="0" w:type="dxa"/>
-            <w:bottom w:w="0" w:type="dxa"/>
-          </w:tblCellMar>
-        </w:tblPrEx>
         <w:tc>
           <w:tcPr>
             <w:tcW w:w="1800" w:type="dxa"/>
@@ -5842,12 +5710,6 @@
         </w:tc>
       </w:tr>
       <w:tr>
-        <w:tblPrEx>
-          <w:tblCellMar>
-            <w:top w:w="0" w:type="dxa"/>
-            <w:bottom w:w="0" w:type="dxa"/>
-          </w:tblCellMar>
-        </w:tblPrEx>
         <w:tc>
           <w:tcPr>
             <w:tcW w:w="1800" w:type="dxa"/>
@@ -5999,12 +5861,6 @@
         <w:gridCol w:w="1838"/>
       </w:tblGrid>
       <w:tr>
-        <w:tblPrEx>
-          <w:tblCellMar>
-            <w:top w:w="0" w:type="dxa"/>
-            <w:bottom w:w="0" w:type="dxa"/>
-          </w:tblCellMar>
-        </w:tblPrEx>
         <w:tc>
           <w:tcPr>
             <w:tcW w:w="2400" w:type="dxa"/>
@@ -6172,12 +6028,6 @@
         </w:tc>
       </w:tr>
       <w:tr>
-        <w:tblPrEx>
-          <w:tblCellMar>
-            <w:top w:w="0" w:type="dxa"/>
-            <w:bottom w:w="0" w:type="dxa"/>
-          </w:tblCellMar>
-        </w:tblPrEx>
         <w:tc>
           <w:tcPr>
             <w:tcW w:w="2400" w:type="dxa"/>
@@ -6330,12 +6180,6 @@
         </w:tc>
       </w:tr>
       <w:tr>
-        <w:tblPrEx>
-          <w:tblCellMar>
-            <w:top w:w="0" w:type="dxa"/>
-            <w:bottom w:w="0" w:type="dxa"/>
-          </w:tblCellMar>
-        </w:tblPrEx>
         <w:tc>
           <w:tcPr>
             <w:tcW w:w="2400" w:type="dxa"/>
@@ -6525,12 +6369,6 @@
         <w:gridCol w:w="7238"/>
       </w:tblGrid>
       <w:tr>
-        <w:tblPrEx>
-          <w:tblCellMar>
-            <w:top w:w="0" w:type="dxa"/>
-            <w:bottom w:w="0" w:type="dxa"/>
-          </w:tblCellMar>
-        </w:tblPrEx>
         <w:tc>
           <w:tcPr>
             <w:tcW w:w="2400" w:type="dxa"/>
@@ -6599,12 +6437,6 @@
         </w:tc>
       </w:tr>
       <w:tr>
-        <w:tblPrEx>
-          <w:tblCellMar>
-            <w:top w:w="0" w:type="dxa"/>
-            <w:bottom w:w="0" w:type="dxa"/>
-          </w:tblCellMar>
-        </w:tblPrEx>
         <w:tc>
           <w:tcPr>
             <w:tcW w:w="2400" w:type="dxa"/>
@@ -6667,12 +6499,6 @@
         </w:tc>
       </w:tr>
       <w:tr>
-        <w:tblPrEx>
-          <w:tblCellMar>
-            <w:top w:w="0" w:type="dxa"/>
-            <w:bottom w:w="0" w:type="dxa"/>
-          </w:tblCellMar>
-        </w:tblPrEx>
         <w:tc>
           <w:tcPr>
             <w:tcW w:w="2400" w:type="dxa"/>
@@ -6735,12 +6561,6 @@
         </w:tc>
       </w:tr>
       <w:tr>
-        <w:tblPrEx>
-          <w:tblCellMar>
-            <w:top w:w="0" w:type="dxa"/>
-            <w:bottom w:w="0" w:type="dxa"/>
-          </w:tblCellMar>
-        </w:tblPrEx>
         <w:tc>
           <w:tcPr>
             <w:tcW w:w="2400" w:type="dxa"/>
@@ -6833,6 +6653,63 @@
     </w:p>
     <w:p>
       <w:pPr>
+        <w:jc w:val="center"/>
+      </w:pPr>
+      <w:r>
+        <w:rPr>
+          <w:noProof/>
+        </w:rPr>
+        <w:drawing>
+          <wp:inline distT="0" distB="0" distL="0" distR="0" wp14:anchorId="2207FFD8" wp14:editId="27EEB7DE">
+            <wp:extent cx="5486400" cy="2439932"/>
+            <wp:effectExtent l="0" t="0" r="0" b="0"/>
+            <wp:docPr id="1" name="Picture 1"/>
+            <wp:cNvGraphicFramePr>
+              <a:graphicFrameLocks xmlns:a="http://schemas.openxmlformats.org/drawingml/2006/main" noChangeAspect="1"/>
+            </wp:cNvGraphicFramePr>
+            <a:graphic xmlns:a="http://schemas.openxmlformats.org/drawingml/2006/main">
+              <a:graphicData uri="http://schemas.openxmlformats.org/drawingml/2006/picture">
+                <pic:pic xmlns:pic="http://schemas.openxmlformats.org/drawingml/2006/picture">
+                  <pic:nvPicPr>
+                    <pic:cNvPr id="0" name="pipeline.png"/>
+                    <pic:cNvPicPr/>
+                  </pic:nvPicPr>
+                  <pic:blipFill>
+                    <a:blip r:embed="rId7"/>
+                    <a:stretch>
+                      <a:fillRect/>
+                    </a:stretch>
+                  </pic:blipFill>
+                  <pic:spPr>
+                    <a:xfrm>
+                      <a:off x="0" y="0"/>
+                      <a:ext cx="5486400" cy="2439932"/>
+                    </a:xfrm>
+                    <a:prstGeom prst="rect">
+                      <a:avLst/>
+                    </a:prstGeom>
+                  </pic:spPr>
+                </pic:pic>
+              </a:graphicData>
+            </a:graphic>
+          </wp:inline>
+        </w:drawing>
+      </w:r>
+    </w:p>
+    <w:p>
+      <w:pPr>
+        <w:jc w:val="center"/>
+      </w:pPr>
+      <w:r>
+        <w:rPr>
+          <w:i/>
+          <w:sz w:val="16"/>
+        </w:rPr>
+        <w:t>Abb.: Instruktions-Pipeline Zeitdiagramm</w:t>
+      </w:r>
+    </w:p>
+    <w:p>
+      <w:pPr>
         <w:pStyle w:val="berschrift3"/>
       </w:pPr>
       <w:bookmarkStart w:id="11" w:name="_Toc232081419"/>
@@ -6840,6 +6717,64 @@
         <w:t>Von-Neumann und Harvard</w:t>
       </w:r>
       <w:bookmarkEnd w:id="11"/>
+    </w:p>
+    <w:p>
+      <w:pPr>
+        <w:jc w:val="center"/>
+      </w:pPr>
+      <w:r>
+        <w:rPr>
+          <w:noProof/>
+        </w:rPr>
+        <w:lastRenderedPageBreak/>
+        <w:drawing>
+          <wp:inline distT="0" distB="0" distL="0" distR="0" wp14:anchorId="0C10948C" wp14:editId="731F6A9D">
+            <wp:extent cx="5486400" cy="2236905"/>
+            <wp:effectExtent l="0" t="0" r="0" b="0"/>
+            <wp:docPr id="2" name="Picture 2"/>
+            <wp:cNvGraphicFramePr>
+              <a:graphicFrameLocks xmlns:a="http://schemas.openxmlformats.org/drawingml/2006/main" noChangeAspect="1"/>
+            </wp:cNvGraphicFramePr>
+            <a:graphic xmlns:a="http://schemas.openxmlformats.org/drawingml/2006/main">
+              <a:graphicData uri="http://schemas.openxmlformats.org/drawingml/2006/picture">
+                <pic:pic xmlns:pic="http://schemas.openxmlformats.org/drawingml/2006/picture">
+                  <pic:nvPicPr>
+                    <pic:cNvPr id="0" name="von_neumann_harvard.png"/>
+                    <pic:cNvPicPr/>
+                  </pic:nvPicPr>
+                  <pic:blipFill>
+                    <a:blip r:embed="rId8"/>
+                    <a:stretch>
+                      <a:fillRect/>
+                    </a:stretch>
+                  </pic:blipFill>
+                  <pic:spPr>
+                    <a:xfrm>
+                      <a:off x="0" y="0"/>
+                      <a:ext cx="5486400" cy="2236905"/>
+                    </a:xfrm>
+                    <a:prstGeom prst="rect">
+                      <a:avLst/>
+                    </a:prstGeom>
+                  </pic:spPr>
+                </pic:pic>
+              </a:graphicData>
+            </a:graphic>
+          </wp:inline>
+        </w:drawing>
+      </w:r>
+    </w:p>
+    <w:p>
+      <w:pPr>
+        <w:jc w:val="center"/>
+      </w:pPr>
+      <w:r>
+        <w:rPr>
+          <w:i/>
+          <w:sz w:val="16"/>
+        </w:rPr>
+        <w:t>Abb.: Von-Neumann vs. Harvard-Architektur</w:t>
+      </w:r>
     </w:p>
     <w:p>
       <w:pPr>
@@ -6878,12 +6813,6 @@
         <w:gridCol w:w="2438"/>
       </w:tblGrid>
       <w:tr>
-        <w:tblPrEx>
-          <w:tblCellMar>
-            <w:top w:w="0" w:type="dxa"/>
-            <w:bottom w:w="0" w:type="dxa"/>
-          </w:tblCellMar>
-        </w:tblPrEx>
         <w:tc>
           <w:tcPr>
             <w:tcW w:w="2000" w:type="dxa"/>
@@ -7018,12 +6947,6 @@
         </w:tc>
       </w:tr>
       <w:tr>
-        <w:tblPrEx>
-          <w:tblCellMar>
-            <w:top w:w="0" w:type="dxa"/>
-            <w:bottom w:w="0" w:type="dxa"/>
-          </w:tblCellMar>
-        </w:tblPrEx>
         <w:tc>
           <w:tcPr>
             <w:tcW w:w="2000" w:type="dxa"/>
@@ -7146,12 +7069,6 @@
         </w:tc>
       </w:tr>
       <w:tr>
-        <w:tblPrEx>
-          <w:tblCellMar>
-            <w:top w:w="0" w:type="dxa"/>
-            <w:bottom w:w="0" w:type="dxa"/>
-          </w:tblCellMar>
-        </w:tblPrEx>
         <w:tc>
           <w:tcPr>
             <w:tcW w:w="2000" w:type="dxa"/>
@@ -7313,12 +7230,6 @@
         <w:gridCol w:w="3838"/>
       </w:tblGrid>
       <w:tr>
-        <w:tblPrEx>
-          <w:tblCellMar>
-            <w:top w:w="0" w:type="dxa"/>
-            <w:bottom w:w="0" w:type="dxa"/>
-          </w:tblCellMar>
-        </w:tblPrEx>
         <w:tc>
           <w:tcPr>
             <w:tcW w:w="2400" w:type="dxa"/>
@@ -7420,12 +7331,6 @@
         </w:tc>
       </w:tr>
       <w:tr>
-        <w:tblPrEx>
-          <w:tblCellMar>
-            <w:top w:w="0" w:type="dxa"/>
-            <w:bottom w:w="0" w:type="dxa"/>
-          </w:tblCellMar>
-        </w:tblPrEx>
         <w:tc>
           <w:tcPr>
             <w:tcW w:w="2400" w:type="dxa"/>
@@ -7518,12 +7423,6 @@
         </w:tc>
       </w:tr>
       <w:tr>
-        <w:tblPrEx>
-          <w:tblCellMar>
-            <w:top w:w="0" w:type="dxa"/>
-            <w:bottom w:w="0" w:type="dxa"/>
-          </w:tblCellMar>
-        </w:tblPrEx>
         <w:tc>
           <w:tcPr>
             <w:tcW w:w="2400" w:type="dxa"/>
@@ -7616,12 +7515,6 @@
         </w:tc>
       </w:tr>
       <w:tr>
-        <w:tblPrEx>
-          <w:tblCellMar>
-            <w:top w:w="0" w:type="dxa"/>
-            <w:bottom w:w="0" w:type="dxa"/>
-          </w:tblCellMar>
-        </w:tblPrEx>
         <w:tc>
           <w:tcPr>
             <w:tcW w:w="2400" w:type="dxa"/>
@@ -7714,12 +7607,6 @@
         </w:tc>
       </w:tr>
       <w:tr>
-        <w:tblPrEx>
-          <w:tblCellMar>
-            <w:top w:w="0" w:type="dxa"/>
-            <w:bottom w:w="0" w:type="dxa"/>
-          </w:tblCellMar>
-        </w:tblPrEx>
         <w:tc>
           <w:tcPr>
             <w:tcW w:w="2400" w:type="dxa"/>
@@ -7863,12 +7750,6 @@
         <w:gridCol w:w="3838"/>
       </w:tblGrid>
       <w:tr>
-        <w:tblPrEx>
-          <w:tblCellMar>
-            <w:top w:w="0" w:type="dxa"/>
-            <w:bottom w:w="0" w:type="dxa"/>
-          </w:tblCellMar>
-        </w:tblPrEx>
         <w:tc>
           <w:tcPr>
             <w:tcW w:w="2400" w:type="dxa"/>
@@ -7970,12 +7851,6 @@
         </w:tc>
       </w:tr>
       <w:tr>
-        <w:tblPrEx>
-          <w:tblCellMar>
-            <w:top w:w="0" w:type="dxa"/>
-            <w:bottom w:w="0" w:type="dxa"/>
-          </w:tblCellMar>
-        </w:tblPrEx>
         <w:tc>
           <w:tcPr>
             <w:tcW w:w="2400" w:type="dxa"/>
@@ -8068,12 +7943,6 @@
         </w:tc>
       </w:tr>
       <w:tr>
-        <w:tblPrEx>
-          <w:tblCellMar>
-            <w:top w:w="0" w:type="dxa"/>
-            <w:bottom w:w="0" w:type="dxa"/>
-          </w:tblCellMar>
-        </w:tblPrEx>
         <w:tc>
           <w:tcPr>
             <w:tcW w:w="2400" w:type="dxa"/>
@@ -8166,12 +8035,6 @@
         </w:tc>
       </w:tr>
       <w:tr>
-        <w:tblPrEx>
-          <w:tblCellMar>
-            <w:top w:w="0" w:type="dxa"/>
-            <w:bottom w:w="0" w:type="dxa"/>
-          </w:tblCellMar>
-        </w:tblPrEx>
         <w:tc>
           <w:tcPr>
             <w:tcW w:w="2400" w:type="dxa"/>
@@ -8291,12 +8154,6 @@
         <w:gridCol w:w="9327"/>
       </w:tblGrid>
       <w:tr>
-        <w:tblPrEx>
-          <w:tblCellMar>
-            <w:top w:w="0" w:type="dxa"/>
-            <w:bottom w:w="0" w:type="dxa"/>
-          </w:tblCellMar>
-        </w:tblPrEx>
         <w:tc>
           <w:tcPr>
             <w:tcW w:w="200" w:type="dxa"/>
@@ -8422,12 +8279,6 @@
         <w:gridCol w:w="7038"/>
       </w:tblGrid>
       <w:tr>
-        <w:tblPrEx>
-          <w:tblCellMar>
-            <w:top w:w="0" w:type="dxa"/>
-            <w:bottom w:w="0" w:type="dxa"/>
-          </w:tblCellMar>
-        </w:tblPrEx>
         <w:tc>
           <w:tcPr>
             <w:tcW w:w="2600" w:type="dxa"/>
@@ -8496,12 +8347,6 @@
         </w:tc>
       </w:tr>
       <w:tr>
-        <w:tblPrEx>
-          <w:tblCellMar>
-            <w:top w:w="0" w:type="dxa"/>
-            <w:bottom w:w="0" w:type="dxa"/>
-          </w:tblCellMar>
-        </w:tblPrEx>
         <w:tc>
           <w:tcPr>
             <w:tcW w:w="2600" w:type="dxa"/>
@@ -8564,12 +8409,6 @@
         </w:tc>
       </w:tr>
       <w:tr>
-        <w:tblPrEx>
-          <w:tblCellMar>
-            <w:top w:w="0" w:type="dxa"/>
-            <w:bottom w:w="0" w:type="dxa"/>
-          </w:tblCellMar>
-        </w:tblPrEx>
         <w:tc>
           <w:tcPr>
             <w:tcW w:w="2600" w:type="dxa"/>
@@ -8632,12 +8471,6 @@
         </w:tc>
       </w:tr>
       <w:tr>
-        <w:tblPrEx>
-          <w:tblCellMar>
-            <w:top w:w="0" w:type="dxa"/>
-            <w:bottom w:w="0" w:type="dxa"/>
-          </w:tblCellMar>
-        </w:tblPrEx>
         <w:tc>
           <w:tcPr>
             <w:tcW w:w="2600" w:type="dxa"/>
@@ -8700,12 +8533,6 @@
         </w:tc>
       </w:tr>
       <w:tr>
-        <w:tblPrEx>
-          <w:tblCellMar>
-            <w:top w:w="0" w:type="dxa"/>
-            <w:bottom w:w="0" w:type="dxa"/>
-          </w:tblCellMar>
-        </w:tblPrEx>
         <w:tc>
           <w:tcPr>
             <w:tcW w:w="2600" w:type="dxa"/>
@@ -8768,12 +8595,6 @@
         </w:tc>
       </w:tr>
       <w:tr>
-        <w:tblPrEx>
-          <w:tblCellMar>
-            <w:top w:w="0" w:type="dxa"/>
-            <w:bottom w:w="0" w:type="dxa"/>
-          </w:tblCellMar>
-        </w:tblPrEx>
         <w:tc>
           <w:tcPr>
             <w:tcW w:w="2600" w:type="dxa"/>
@@ -8836,12 +8657,6 @@
         </w:tc>
       </w:tr>
       <w:tr>
-        <w:tblPrEx>
-          <w:tblCellMar>
-            <w:top w:w="0" w:type="dxa"/>
-            <w:bottom w:w="0" w:type="dxa"/>
-          </w:tblCellMar>
-        </w:tblPrEx>
         <w:tc>
           <w:tcPr>
             <w:tcW w:w="2600" w:type="dxa"/>
@@ -8904,12 +8719,6 @@
         </w:tc>
       </w:tr>
       <w:tr>
-        <w:tblPrEx>
-          <w:tblCellMar>
-            <w:top w:w="0" w:type="dxa"/>
-            <w:bottom w:w="0" w:type="dxa"/>
-          </w:tblCellMar>
-        </w:tblPrEx>
         <w:tc>
           <w:tcPr>
             <w:tcW w:w="2600" w:type="dxa"/>
@@ -8972,12 +8781,6 @@
         </w:tc>
       </w:tr>
       <w:tr>
-        <w:tblPrEx>
-          <w:tblCellMar>
-            <w:top w:w="0" w:type="dxa"/>
-            <w:bottom w:w="0" w:type="dxa"/>
-          </w:tblCellMar>
-        </w:tblPrEx>
         <w:tc>
           <w:tcPr>
             <w:tcW w:w="2600" w:type="dxa"/>
@@ -9077,12 +8880,6 @@
         <w:gridCol w:w="7038"/>
       </w:tblGrid>
       <w:tr>
-        <w:tblPrEx>
-          <w:tblCellMar>
-            <w:top w:w="0" w:type="dxa"/>
-            <w:bottom w:w="0" w:type="dxa"/>
-          </w:tblCellMar>
-        </w:tblPrEx>
         <w:tc>
           <w:tcPr>
             <w:tcW w:w="2600" w:type="dxa"/>
@@ -9151,12 +8948,6 @@
         </w:tc>
       </w:tr>
       <w:tr>
-        <w:tblPrEx>
-          <w:tblCellMar>
-            <w:top w:w="0" w:type="dxa"/>
-            <w:bottom w:w="0" w:type="dxa"/>
-          </w:tblCellMar>
-        </w:tblPrEx>
         <w:tc>
           <w:tcPr>
             <w:tcW w:w="2600" w:type="dxa"/>
@@ -9219,12 +9010,6 @@
         </w:tc>
       </w:tr>
       <w:tr>
-        <w:tblPrEx>
-          <w:tblCellMar>
-            <w:top w:w="0" w:type="dxa"/>
-            <w:bottom w:w="0" w:type="dxa"/>
-          </w:tblCellMar>
-        </w:tblPrEx>
         <w:tc>
           <w:tcPr>
             <w:tcW w:w="2600" w:type="dxa"/>
@@ -9287,12 +9072,6 @@
         </w:tc>
       </w:tr>
       <w:tr>
-        <w:tblPrEx>
-          <w:tblCellMar>
-            <w:top w:w="0" w:type="dxa"/>
-            <w:bottom w:w="0" w:type="dxa"/>
-          </w:tblCellMar>
-        </w:tblPrEx>
         <w:tc>
           <w:tcPr>
             <w:tcW w:w="2600" w:type="dxa"/>
@@ -9355,12 +9134,6 @@
         </w:tc>
       </w:tr>
       <w:tr>
-        <w:tblPrEx>
-          <w:tblCellMar>
-            <w:top w:w="0" w:type="dxa"/>
-            <w:bottom w:w="0" w:type="dxa"/>
-          </w:tblCellMar>
-        </w:tblPrEx>
         <w:tc>
           <w:tcPr>
             <w:tcW w:w="2600" w:type="dxa"/>
@@ -9423,12 +9196,6 @@
         </w:tc>
       </w:tr>
       <w:tr>
-        <w:tblPrEx>
-          <w:tblCellMar>
-            <w:top w:w="0" w:type="dxa"/>
-            <w:bottom w:w="0" w:type="dxa"/>
-          </w:tblCellMar>
-        </w:tblPrEx>
         <w:tc>
           <w:tcPr>
             <w:tcW w:w="2600" w:type="dxa"/>
@@ -9518,12 +9285,6 @@
         <w:gridCol w:w="9297"/>
       </w:tblGrid>
       <w:tr>
-        <w:tblPrEx>
-          <w:tblCellMar>
-            <w:top w:w="0" w:type="dxa"/>
-            <w:bottom w:w="0" w:type="dxa"/>
-          </w:tblCellMar>
-        </w:tblPrEx>
         <w:tc>
           <w:tcPr>
             <w:tcW w:w="200" w:type="dxa"/>
@@ -9650,12 +9411,6 @@
         <w:gridCol w:w="3838"/>
       </w:tblGrid>
       <w:tr>
-        <w:tblPrEx>
-          <w:tblCellMar>
-            <w:top w:w="0" w:type="dxa"/>
-            <w:bottom w:w="0" w:type="dxa"/>
-          </w:tblCellMar>
-        </w:tblPrEx>
         <w:tc>
           <w:tcPr>
             <w:tcW w:w="2000" w:type="dxa"/>
@@ -9757,12 +9512,6 @@
         </w:tc>
       </w:tr>
       <w:tr>
-        <w:tblPrEx>
-          <w:tblCellMar>
-            <w:top w:w="0" w:type="dxa"/>
-            <w:bottom w:w="0" w:type="dxa"/>
-          </w:tblCellMar>
-        </w:tblPrEx>
         <w:tc>
           <w:tcPr>
             <w:tcW w:w="2000" w:type="dxa"/>
@@ -9855,12 +9604,6 @@
         </w:tc>
       </w:tr>
       <w:tr>
-        <w:tblPrEx>
-          <w:tblCellMar>
-            <w:top w:w="0" w:type="dxa"/>
-            <w:bottom w:w="0" w:type="dxa"/>
-          </w:tblCellMar>
-        </w:tblPrEx>
         <w:tc>
           <w:tcPr>
             <w:tcW w:w="2000" w:type="dxa"/>
@@ -9953,12 +9696,6 @@
         </w:tc>
       </w:tr>
       <w:tr>
-        <w:tblPrEx>
-          <w:tblCellMar>
-            <w:top w:w="0" w:type="dxa"/>
-            <w:bottom w:w="0" w:type="dxa"/>
-          </w:tblCellMar>
-        </w:tblPrEx>
         <w:tc>
           <w:tcPr>
             <w:tcW w:w="2000" w:type="dxa"/>
@@ -10237,12 +9974,6 @@
         <w:gridCol w:w="7238"/>
       </w:tblGrid>
       <w:tr>
-        <w:tblPrEx>
-          <w:tblCellMar>
-            <w:top w:w="0" w:type="dxa"/>
-            <w:bottom w:w="0" w:type="dxa"/>
-          </w:tblCellMar>
-        </w:tblPrEx>
         <w:tc>
           <w:tcPr>
             <w:tcW w:w="2400" w:type="dxa"/>
@@ -10311,12 +10042,6 @@
         </w:tc>
       </w:tr>
       <w:tr>
-        <w:tblPrEx>
-          <w:tblCellMar>
-            <w:top w:w="0" w:type="dxa"/>
-            <w:bottom w:w="0" w:type="dxa"/>
-          </w:tblCellMar>
-        </w:tblPrEx>
         <w:tc>
           <w:tcPr>
             <w:tcW w:w="2400" w:type="dxa"/>
@@ -10379,12 +10104,6 @@
         </w:tc>
       </w:tr>
       <w:tr>
-        <w:tblPrEx>
-          <w:tblCellMar>
-            <w:top w:w="0" w:type="dxa"/>
-            <w:bottom w:w="0" w:type="dxa"/>
-          </w:tblCellMar>
-        </w:tblPrEx>
         <w:tc>
           <w:tcPr>
             <w:tcW w:w="2400" w:type="dxa"/>
@@ -10447,12 +10166,6 @@
         </w:tc>
       </w:tr>
       <w:tr>
-        <w:tblPrEx>
-          <w:tblCellMar>
-            <w:top w:w="0" w:type="dxa"/>
-            <w:bottom w:w="0" w:type="dxa"/>
-          </w:tblCellMar>
-        </w:tblPrEx>
         <w:tc>
           <w:tcPr>
             <w:tcW w:w="2400" w:type="dxa"/>
@@ -10515,12 +10228,6 @@
         </w:tc>
       </w:tr>
       <w:tr>
-        <w:tblPrEx>
-          <w:tblCellMar>
-            <w:top w:w="0" w:type="dxa"/>
-            <w:bottom w:w="0" w:type="dxa"/>
-          </w:tblCellMar>
-        </w:tblPrEx>
         <w:tc>
           <w:tcPr>
             <w:tcW w:w="2400" w:type="dxa"/>
@@ -10583,12 +10290,6 @@
         </w:tc>
       </w:tr>
       <w:tr>
-        <w:tblPrEx>
-          <w:tblCellMar>
-            <w:top w:w="0" w:type="dxa"/>
-            <w:bottom w:w="0" w:type="dxa"/>
-          </w:tblCellMar>
-        </w:tblPrEx>
         <w:tc>
           <w:tcPr>
             <w:tcW w:w="2400" w:type="dxa"/>
@@ -10651,12 +10352,6 @@
         </w:tc>
       </w:tr>
       <w:tr>
-        <w:tblPrEx>
-          <w:tblCellMar>
-            <w:top w:w="0" w:type="dxa"/>
-            <w:bottom w:w="0" w:type="dxa"/>
-          </w:tblCellMar>
-        </w:tblPrEx>
         <w:tc>
           <w:tcPr>
             <w:tcW w:w="2400" w:type="dxa"/>
@@ -10719,12 +10414,6 @@
         </w:tc>
       </w:tr>
       <w:tr>
-        <w:tblPrEx>
-          <w:tblCellMar>
-            <w:top w:w="0" w:type="dxa"/>
-            <w:bottom w:w="0" w:type="dxa"/>
-          </w:tblCellMar>
-        </w:tblPrEx>
         <w:tc>
           <w:tcPr>
             <w:tcW w:w="2400" w:type="dxa"/>
@@ -10787,12 +10476,6 @@
         </w:tc>
       </w:tr>
       <w:tr>
-        <w:tblPrEx>
-          <w:tblCellMar>
-            <w:top w:w="0" w:type="dxa"/>
-            <w:bottom w:w="0" w:type="dxa"/>
-          </w:tblCellMar>
-        </w:tblPrEx>
         <w:tc>
           <w:tcPr>
             <w:tcW w:w="2400" w:type="dxa"/>
@@ -11124,12 +10807,6 @@
         <w:gridCol w:w="9327"/>
       </w:tblGrid>
       <w:tr>
-        <w:tblPrEx>
-          <w:tblCellMar>
-            <w:top w:w="0" w:type="dxa"/>
-            <w:bottom w:w="0" w:type="dxa"/>
-          </w:tblCellMar>
-        </w:tblPrEx>
         <w:tc>
           <w:tcPr>
             <w:tcW w:w="200" w:type="dxa"/>
@@ -11246,12 +10923,6 @@
         <w:gridCol w:w="4038"/>
       </w:tblGrid>
       <w:tr>
-        <w:tblPrEx>
-          <w:tblCellMar>
-            <w:top w:w="0" w:type="dxa"/>
-            <w:bottom w:w="0" w:type="dxa"/>
-          </w:tblCellMar>
-        </w:tblPrEx>
         <w:tc>
           <w:tcPr>
             <w:tcW w:w="1800" w:type="dxa"/>
@@ -11353,12 +11024,6 @@
         </w:tc>
       </w:tr>
       <w:tr>
-        <w:tblPrEx>
-          <w:tblCellMar>
-            <w:top w:w="0" w:type="dxa"/>
-            <w:bottom w:w="0" w:type="dxa"/>
-          </w:tblCellMar>
-        </w:tblPrEx>
         <w:tc>
           <w:tcPr>
             <w:tcW w:w="1800" w:type="dxa"/>
@@ -11451,12 +11116,6 @@
         </w:tc>
       </w:tr>
       <w:tr>
-        <w:tblPrEx>
-          <w:tblCellMar>
-            <w:top w:w="0" w:type="dxa"/>
-            <w:bottom w:w="0" w:type="dxa"/>
-          </w:tblCellMar>
-        </w:tblPrEx>
         <w:tc>
           <w:tcPr>
             <w:tcW w:w="1800" w:type="dxa"/>
@@ -11549,12 +11208,6 @@
         </w:tc>
       </w:tr>
       <w:tr>
-        <w:tblPrEx>
-          <w:tblCellMar>
-            <w:top w:w="0" w:type="dxa"/>
-            <w:bottom w:w="0" w:type="dxa"/>
-          </w:tblCellMar>
-        </w:tblPrEx>
         <w:tc>
           <w:tcPr>
             <w:tcW w:w="1800" w:type="dxa"/>
@@ -11685,12 +11338,6 @@
         <w:gridCol w:w="7238"/>
       </w:tblGrid>
       <w:tr>
-        <w:tblPrEx>
-          <w:tblCellMar>
-            <w:top w:w="0" w:type="dxa"/>
-            <w:bottom w:w="0" w:type="dxa"/>
-          </w:tblCellMar>
-        </w:tblPrEx>
         <w:tc>
           <w:tcPr>
             <w:tcW w:w="2400" w:type="dxa"/>
@@ -11759,12 +11406,6 @@
         </w:tc>
       </w:tr>
       <w:tr>
-        <w:tblPrEx>
-          <w:tblCellMar>
-            <w:top w:w="0" w:type="dxa"/>
-            <w:bottom w:w="0" w:type="dxa"/>
-          </w:tblCellMar>
-        </w:tblPrEx>
         <w:tc>
           <w:tcPr>
             <w:tcW w:w="2400" w:type="dxa"/>
@@ -11827,12 +11468,6 @@
         </w:tc>
       </w:tr>
       <w:tr>
-        <w:tblPrEx>
-          <w:tblCellMar>
-            <w:top w:w="0" w:type="dxa"/>
-            <w:bottom w:w="0" w:type="dxa"/>
-          </w:tblCellMar>
-        </w:tblPrEx>
         <w:tc>
           <w:tcPr>
             <w:tcW w:w="2400" w:type="dxa"/>
@@ -11895,12 +11530,6 @@
         </w:tc>
       </w:tr>
       <w:tr>
-        <w:tblPrEx>
-          <w:tblCellMar>
-            <w:top w:w="0" w:type="dxa"/>
-            <w:bottom w:w="0" w:type="dxa"/>
-          </w:tblCellMar>
-        </w:tblPrEx>
         <w:tc>
           <w:tcPr>
             <w:tcW w:w="2400" w:type="dxa"/>
@@ -11963,12 +11592,6 @@
         </w:tc>
       </w:tr>
       <w:tr>
-        <w:tblPrEx>
-          <w:tblCellMar>
-            <w:top w:w="0" w:type="dxa"/>
-            <w:bottom w:w="0" w:type="dxa"/>
-          </w:tblCellMar>
-        </w:tblPrEx>
         <w:tc>
           <w:tcPr>
             <w:tcW w:w="2400" w:type="dxa"/>
@@ -12031,12 +11654,6 @@
         </w:tc>
       </w:tr>
       <w:tr>
-        <w:tblPrEx>
-          <w:tblCellMar>
-            <w:top w:w="0" w:type="dxa"/>
-            <w:bottom w:w="0" w:type="dxa"/>
-          </w:tblCellMar>
-        </w:tblPrEx>
         <w:tc>
           <w:tcPr>
             <w:tcW w:w="2400" w:type="dxa"/>
@@ -12099,12 +11716,6 @@
         </w:tc>
       </w:tr>
       <w:tr>
-        <w:tblPrEx>
-          <w:tblCellMar>
-            <w:top w:w="0" w:type="dxa"/>
-            <w:bottom w:w="0" w:type="dxa"/>
-          </w:tblCellMar>
-        </w:tblPrEx>
         <w:tc>
           <w:tcPr>
             <w:tcW w:w="2400" w:type="dxa"/>
@@ -12167,12 +11778,6 @@
         </w:tc>
       </w:tr>
       <w:tr>
-        <w:tblPrEx>
-          <w:tblCellMar>
-            <w:top w:w="0" w:type="dxa"/>
-            <w:bottom w:w="0" w:type="dxa"/>
-          </w:tblCellMar>
-        </w:tblPrEx>
         <w:tc>
           <w:tcPr>
             <w:tcW w:w="2400" w:type="dxa"/>
@@ -12446,12 +12051,6 @@
         <w:gridCol w:w="9297"/>
       </w:tblGrid>
       <w:tr>
-        <w:tblPrEx>
-          <w:tblCellMar>
-            <w:top w:w="0" w:type="dxa"/>
-            <w:bottom w:w="0" w:type="dxa"/>
-          </w:tblCellMar>
-        </w:tblPrEx>
         <w:tc>
           <w:tcPr>
             <w:tcW w:w="200" w:type="dxa"/>
@@ -12638,7 +12237,6 @@
       </w:pPr>
       <w:bookmarkStart w:id="26" w:name="_Toc232081434"/>
       <w:r>
-        <w:lastRenderedPageBreak/>
         <w:t>Voraussetzungen</w:t>
       </w:r>
       <w:bookmarkEnd w:id="26"/>
@@ -12665,12 +12263,6 @@
         <w:gridCol w:w="7038"/>
       </w:tblGrid>
       <w:tr>
-        <w:tblPrEx>
-          <w:tblCellMar>
-            <w:top w:w="0" w:type="dxa"/>
-            <w:bottom w:w="0" w:type="dxa"/>
-          </w:tblCellMar>
-        </w:tblPrEx>
         <w:tc>
           <w:tcPr>
             <w:tcW w:w="2600" w:type="dxa"/>
@@ -12700,6 +12292,7 @@
                 <w:sz w:val="19"/>
                 <w:szCs w:val="19"/>
               </w:rPr>
+              <w:lastRenderedPageBreak/>
               <w:t>Voraussetzung</w:t>
             </w:r>
           </w:p>
@@ -12739,12 +12332,6 @@
         </w:tc>
       </w:tr>
       <w:tr>
-        <w:tblPrEx>
-          <w:tblCellMar>
-            <w:top w:w="0" w:type="dxa"/>
-            <w:bottom w:w="0" w:type="dxa"/>
-          </w:tblCellMar>
-        </w:tblPrEx>
         <w:tc>
           <w:tcPr>
             <w:tcW w:w="2600" w:type="dxa"/>
@@ -12807,12 +12394,6 @@
         </w:tc>
       </w:tr>
       <w:tr>
-        <w:tblPrEx>
-          <w:tblCellMar>
-            <w:top w:w="0" w:type="dxa"/>
-            <w:bottom w:w="0" w:type="dxa"/>
-          </w:tblCellMar>
-        </w:tblPrEx>
         <w:tc>
           <w:tcPr>
             <w:tcW w:w="2600" w:type="dxa"/>
@@ -12875,12 +12456,6 @@
         </w:tc>
       </w:tr>
       <w:tr>
-        <w:tblPrEx>
-          <w:tblCellMar>
-            <w:top w:w="0" w:type="dxa"/>
-            <w:bottom w:w="0" w:type="dxa"/>
-          </w:tblCellMar>
-        </w:tblPrEx>
         <w:tc>
           <w:tcPr>
             <w:tcW w:w="2600" w:type="dxa"/>
@@ -12943,12 +12518,6 @@
         </w:tc>
       </w:tr>
       <w:tr>
-        <w:tblPrEx>
-          <w:tblCellMar>
-            <w:top w:w="0" w:type="dxa"/>
-            <w:bottom w:w="0" w:type="dxa"/>
-          </w:tblCellMar>
-        </w:tblPrEx>
         <w:tc>
           <w:tcPr>
             <w:tcW w:w="2600" w:type="dxa"/>
@@ -13011,12 +12580,6 @@
         </w:tc>
       </w:tr>
       <w:tr>
-        <w:tblPrEx>
-          <w:tblCellMar>
-            <w:top w:w="0" w:type="dxa"/>
-            <w:bottom w:w="0" w:type="dxa"/>
-          </w:tblCellMar>
-        </w:tblPrEx>
         <w:tc>
           <w:tcPr>
             <w:tcW w:w="2600" w:type="dxa"/>
@@ -13315,12 +12878,6 @@
         <w:gridCol w:w="5907"/>
       </w:tblGrid>
       <w:tr>
-        <w:tblPrEx>
-          <w:tblCellMar>
-            <w:top w:w="0" w:type="dxa"/>
-            <w:bottom w:w="0" w:type="dxa"/>
-          </w:tblCellMar>
-        </w:tblPrEx>
         <w:tc>
           <w:tcPr>
             <w:tcW w:w="2400" w:type="dxa"/>
@@ -13389,12 +12946,6 @@
         </w:tc>
       </w:tr>
       <w:tr>
-        <w:tblPrEx>
-          <w:tblCellMar>
-            <w:top w:w="0" w:type="dxa"/>
-            <w:bottom w:w="0" w:type="dxa"/>
-          </w:tblCellMar>
-        </w:tblPrEx>
         <w:tc>
           <w:tcPr>
             <w:tcW w:w="2400" w:type="dxa"/>
@@ -13457,12 +13008,6 @@
         </w:tc>
       </w:tr>
       <w:tr>
-        <w:tblPrEx>
-          <w:tblCellMar>
-            <w:top w:w="0" w:type="dxa"/>
-            <w:bottom w:w="0" w:type="dxa"/>
-          </w:tblCellMar>
-        </w:tblPrEx>
         <w:tc>
           <w:tcPr>
             <w:tcW w:w="2400" w:type="dxa"/>
@@ -13525,12 +13070,6 @@
         </w:tc>
       </w:tr>
       <w:tr>
-        <w:tblPrEx>
-          <w:tblCellMar>
-            <w:top w:w="0" w:type="dxa"/>
-            <w:bottom w:w="0" w:type="dxa"/>
-          </w:tblCellMar>
-        </w:tblPrEx>
         <w:tc>
           <w:tcPr>
             <w:tcW w:w="2400" w:type="dxa"/>
@@ -13620,12 +13159,6 @@
         <w:gridCol w:w="9327"/>
       </w:tblGrid>
       <w:tr>
-        <w:tblPrEx>
-          <w:tblCellMar>
-            <w:top w:w="0" w:type="dxa"/>
-            <w:bottom w:w="0" w:type="dxa"/>
-          </w:tblCellMar>
-        </w:tblPrEx>
         <w:tc>
           <w:tcPr>
             <w:tcW w:w="200" w:type="dxa"/>
@@ -13709,13 +13242,9 @@
       <w:pPr>
         <w:pStyle w:val="berschrift1"/>
       </w:pPr>
-    </w:p>
-    <w:p>
-      <w:pPr>
-        <w:pStyle w:val="berschrift1"/>
-      </w:pPr>
       <w:bookmarkStart w:id="29" w:name="_Toc232081437"/>
       <w:r>
+        <w:lastRenderedPageBreak/>
         <w:t>9. Zeitsteuerung, Timer &amp; PWM</w:t>
       </w:r>
       <w:bookmarkEnd w:id="29"/>
@@ -13841,12 +13370,6 @@
         <w:gridCol w:w="3838"/>
       </w:tblGrid>
       <w:tr>
-        <w:tblPrEx>
-          <w:tblCellMar>
-            <w:top w:w="0" w:type="dxa"/>
-            <w:bottom w:w="0" w:type="dxa"/>
-          </w:tblCellMar>
-        </w:tblPrEx>
         <w:tc>
           <w:tcPr>
             <w:tcW w:w="2200" w:type="dxa"/>
@@ -14014,12 +13537,6 @@
         </w:tc>
       </w:tr>
       <w:tr>
-        <w:tblPrEx>
-          <w:tblCellMar>
-            <w:top w:w="0" w:type="dxa"/>
-            <w:bottom w:w="0" w:type="dxa"/>
-          </w:tblCellMar>
-        </w:tblPrEx>
         <w:tc>
           <w:tcPr>
             <w:tcW w:w="2200" w:type="dxa"/>
@@ -14172,12 +13689,6 @@
         </w:tc>
       </w:tr>
       <w:tr>
-        <w:tblPrEx>
-          <w:tblCellMar>
-            <w:top w:w="0" w:type="dxa"/>
-            <w:bottom w:w="0" w:type="dxa"/>
-          </w:tblCellMar>
-        </w:tblPrEx>
         <w:tc>
           <w:tcPr>
             <w:tcW w:w="2200" w:type="dxa"/>
@@ -14330,12 +13841,6 @@
         </w:tc>
       </w:tr>
       <w:tr>
-        <w:tblPrEx>
-          <w:tblCellMar>
-            <w:top w:w="0" w:type="dxa"/>
-            <w:bottom w:w="0" w:type="dxa"/>
-          </w:tblCellMar>
-        </w:tblPrEx>
         <w:tc>
           <w:tcPr>
             <w:tcW w:w="2200" w:type="dxa"/>
@@ -14488,12 +13993,6 @@
         </w:tc>
       </w:tr>
       <w:tr>
-        <w:tblPrEx>
-          <w:tblCellMar>
-            <w:top w:w="0" w:type="dxa"/>
-            <w:bottom w:w="0" w:type="dxa"/>
-          </w:tblCellMar>
-        </w:tblPrEx>
         <w:tc>
           <w:tcPr>
             <w:tcW w:w="2200" w:type="dxa"/>
@@ -14683,12 +14182,6 @@
         <w:gridCol w:w="9297"/>
       </w:tblGrid>
       <w:tr>
-        <w:tblPrEx>
-          <w:tblCellMar>
-            <w:top w:w="0" w:type="dxa"/>
-            <w:bottom w:w="0" w:type="dxa"/>
-          </w:tblCellMar>
-        </w:tblPrEx>
         <w:tc>
           <w:tcPr>
             <w:tcW w:w="200" w:type="dxa"/>
@@ -14805,12 +14298,6 @@
         <w:gridCol w:w="4038"/>
       </w:tblGrid>
       <w:tr>
-        <w:tblPrEx>
-          <w:tblCellMar>
-            <w:top w:w="0" w:type="dxa"/>
-            <w:bottom w:w="0" w:type="dxa"/>
-          </w:tblCellMar>
-        </w:tblPrEx>
         <w:tc>
           <w:tcPr>
             <w:tcW w:w="2800" w:type="dxa"/>
@@ -14912,12 +14399,6 @@
         </w:tc>
       </w:tr>
       <w:tr>
-        <w:tblPrEx>
-          <w:tblCellMar>
-            <w:top w:w="0" w:type="dxa"/>
-            <w:bottom w:w="0" w:type="dxa"/>
-          </w:tblCellMar>
-        </w:tblPrEx>
         <w:tc>
           <w:tcPr>
             <w:tcW w:w="2800" w:type="dxa"/>
@@ -15010,12 +14491,6 @@
         </w:tc>
       </w:tr>
       <w:tr>
-        <w:tblPrEx>
-          <w:tblCellMar>
-            <w:top w:w="0" w:type="dxa"/>
-            <w:bottom w:w="0" w:type="dxa"/>
-          </w:tblCellMar>
-        </w:tblPrEx>
         <w:tc>
           <w:tcPr>
             <w:tcW w:w="2800" w:type="dxa"/>
@@ -15108,12 +14583,6 @@
         </w:tc>
       </w:tr>
       <w:tr>
-        <w:tblPrEx>
-          <w:tblCellMar>
-            <w:top w:w="0" w:type="dxa"/>
-            <w:bottom w:w="0" w:type="dxa"/>
-          </w:tblCellMar>
-        </w:tblPrEx>
         <w:tc>
           <w:tcPr>
             <w:tcW w:w="2800" w:type="dxa"/>
@@ -15207,6 +14676,11 @@
       </w:tr>
     </w:tbl>
     <w:p/>
+    <w:p>
+      <w:r>
+        <w:br w:type="page"/>
+      </w:r>
+    </w:p>
     <w:p>
       <w:pPr>
         <w:pStyle w:val="berschrift1"/>
@@ -15263,12 +14737,6 @@
         <w:gridCol w:w="7238"/>
       </w:tblGrid>
       <w:tr>
-        <w:tblPrEx>
-          <w:tblCellMar>
-            <w:top w:w="0" w:type="dxa"/>
-            <w:bottom w:w="0" w:type="dxa"/>
-          </w:tblCellMar>
-        </w:tblPrEx>
         <w:tc>
           <w:tcPr>
             <w:tcW w:w="2400" w:type="dxa"/>
@@ -15337,12 +14805,6 @@
         </w:tc>
       </w:tr>
       <w:tr>
-        <w:tblPrEx>
-          <w:tblCellMar>
-            <w:top w:w="0" w:type="dxa"/>
-            <w:bottom w:w="0" w:type="dxa"/>
-          </w:tblCellMar>
-        </w:tblPrEx>
         <w:tc>
           <w:tcPr>
             <w:tcW w:w="2400" w:type="dxa"/>
@@ -15405,12 +14867,6 @@
         </w:tc>
       </w:tr>
       <w:tr>
-        <w:tblPrEx>
-          <w:tblCellMar>
-            <w:top w:w="0" w:type="dxa"/>
-            <w:bottom w:w="0" w:type="dxa"/>
-          </w:tblCellMar>
-        </w:tblPrEx>
         <w:tc>
           <w:tcPr>
             <w:tcW w:w="2400" w:type="dxa"/>
@@ -15473,12 +14929,6 @@
         </w:tc>
       </w:tr>
       <w:tr>
-        <w:tblPrEx>
-          <w:tblCellMar>
-            <w:top w:w="0" w:type="dxa"/>
-            <w:bottom w:w="0" w:type="dxa"/>
-          </w:tblCellMar>
-        </w:tblPrEx>
         <w:tc>
           <w:tcPr>
             <w:tcW w:w="2400" w:type="dxa"/>
@@ -15541,12 +14991,6 @@
         </w:tc>
       </w:tr>
       <w:tr>
-        <w:tblPrEx>
-          <w:tblCellMar>
-            <w:top w:w="0" w:type="dxa"/>
-            <w:bottom w:w="0" w:type="dxa"/>
-          </w:tblCellMar>
-        </w:tblPrEx>
         <w:tc>
           <w:tcPr>
             <w:tcW w:w="2400" w:type="dxa"/>
@@ -15609,12 +15053,6 @@
         </w:tc>
       </w:tr>
       <w:tr>
-        <w:tblPrEx>
-          <w:tblCellMar>
-            <w:top w:w="0" w:type="dxa"/>
-            <w:bottom w:w="0" w:type="dxa"/>
-          </w:tblCellMar>
-        </w:tblPrEx>
         <w:tc>
           <w:tcPr>
             <w:tcW w:w="2400" w:type="dxa"/>
@@ -15704,12 +15142,6 @@
         <w:gridCol w:w="9297"/>
       </w:tblGrid>
       <w:tr>
-        <w:tblPrEx>
-          <w:tblCellMar>
-            <w:top w:w="0" w:type="dxa"/>
-            <w:bottom w:w="0" w:type="dxa"/>
-          </w:tblCellMar>
-        </w:tblPrEx>
         <w:tc>
           <w:tcPr>
             <w:tcW w:w="200" w:type="dxa"/>
@@ -15812,12 +15244,6 @@
         <w:gridCol w:w="7038"/>
       </w:tblGrid>
       <w:tr>
-        <w:tblPrEx>
-          <w:tblCellMar>
-            <w:top w:w="0" w:type="dxa"/>
-            <w:bottom w:w="0" w:type="dxa"/>
-          </w:tblCellMar>
-        </w:tblPrEx>
         <w:tc>
           <w:tcPr>
             <w:tcW w:w="2600" w:type="dxa"/>
@@ -15886,12 +15312,6 @@
         </w:tc>
       </w:tr>
       <w:tr>
-        <w:tblPrEx>
-          <w:tblCellMar>
-            <w:top w:w="0" w:type="dxa"/>
-            <w:bottom w:w="0" w:type="dxa"/>
-          </w:tblCellMar>
-        </w:tblPrEx>
         <w:tc>
           <w:tcPr>
             <w:tcW w:w="2600" w:type="dxa"/>
@@ -15954,12 +15374,6 @@
         </w:tc>
       </w:tr>
       <w:tr>
-        <w:tblPrEx>
-          <w:tblCellMar>
-            <w:top w:w="0" w:type="dxa"/>
-            <w:bottom w:w="0" w:type="dxa"/>
-          </w:tblCellMar>
-        </w:tblPrEx>
         <w:tc>
           <w:tcPr>
             <w:tcW w:w="2600" w:type="dxa"/>
@@ -16022,12 +15436,6 @@
         </w:tc>
       </w:tr>
       <w:tr>
-        <w:tblPrEx>
-          <w:tblCellMar>
-            <w:top w:w="0" w:type="dxa"/>
-            <w:bottom w:w="0" w:type="dxa"/>
-          </w:tblCellMar>
-        </w:tblPrEx>
         <w:tc>
           <w:tcPr>
             <w:tcW w:w="2600" w:type="dxa"/>
@@ -16090,12 +15498,6 @@
         </w:tc>
       </w:tr>
       <w:tr>
-        <w:tblPrEx>
-          <w:tblCellMar>
-            <w:top w:w="0" w:type="dxa"/>
-            <w:bottom w:w="0" w:type="dxa"/>
-          </w:tblCellMar>
-        </w:tblPrEx>
         <w:tc>
           <w:tcPr>
             <w:tcW w:w="2600" w:type="dxa"/>
@@ -16251,12 +15653,6 @@
         <w:gridCol w:w="7238"/>
       </w:tblGrid>
       <w:tr>
-        <w:tblPrEx>
-          <w:tblCellMar>
-            <w:top w:w="0" w:type="dxa"/>
-            <w:bottom w:w="0" w:type="dxa"/>
-          </w:tblCellMar>
-        </w:tblPrEx>
         <w:tc>
           <w:tcPr>
             <w:tcW w:w="2400" w:type="dxa"/>
@@ -16325,12 +15721,6 @@
         </w:tc>
       </w:tr>
       <w:tr>
-        <w:tblPrEx>
-          <w:tblCellMar>
-            <w:top w:w="0" w:type="dxa"/>
-            <w:bottom w:w="0" w:type="dxa"/>
-          </w:tblCellMar>
-        </w:tblPrEx>
         <w:tc>
           <w:tcPr>
             <w:tcW w:w="2400" w:type="dxa"/>
@@ -16393,12 +15783,6 @@
         </w:tc>
       </w:tr>
       <w:tr>
-        <w:tblPrEx>
-          <w:tblCellMar>
-            <w:top w:w="0" w:type="dxa"/>
-            <w:bottom w:w="0" w:type="dxa"/>
-          </w:tblCellMar>
-        </w:tblPrEx>
         <w:tc>
           <w:tcPr>
             <w:tcW w:w="2400" w:type="dxa"/>
@@ -16461,12 +15845,6 @@
         </w:tc>
       </w:tr>
       <w:tr>
-        <w:tblPrEx>
-          <w:tblCellMar>
-            <w:top w:w="0" w:type="dxa"/>
-            <w:bottom w:w="0" w:type="dxa"/>
-          </w:tblCellMar>
-        </w:tblPrEx>
         <w:tc>
           <w:tcPr>
             <w:tcW w:w="2400" w:type="dxa"/>
@@ -16529,12 +15907,6 @@
         </w:tc>
       </w:tr>
       <w:tr>
-        <w:tblPrEx>
-          <w:tblCellMar>
-            <w:top w:w="0" w:type="dxa"/>
-            <w:bottom w:w="0" w:type="dxa"/>
-          </w:tblCellMar>
-        </w:tblPrEx>
         <w:tc>
           <w:tcPr>
             <w:tcW w:w="2400" w:type="dxa"/>
@@ -16925,12 +16297,6 @@
         <w:gridCol w:w="9327"/>
       </w:tblGrid>
       <w:tr>
-        <w:tblPrEx>
-          <w:tblCellMar>
-            <w:top w:w="0" w:type="dxa"/>
-            <w:bottom w:w="0" w:type="dxa"/>
-          </w:tblCellMar>
-        </w:tblPrEx>
         <w:tc>
           <w:tcPr>
             <w:tcW w:w="200" w:type="dxa"/>
@@ -17054,12 +16420,6 @@
         <w:gridCol w:w="5038"/>
       </w:tblGrid>
       <w:tr>
-        <w:tblPrEx>
-          <w:tblCellMar>
-            <w:top w:w="0" w:type="dxa"/>
-            <w:bottom w:w="0" w:type="dxa"/>
-          </w:tblCellMar>
-        </w:tblPrEx>
         <w:tc>
           <w:tcPr>
             <w:tcW w:w="2200" w:type="dxa"/>
@@ -17161,12 +16521,6 @@
         </w:tc>
       </w:tr>
       <w:tr>
-        <w:tblPrEx>
-          <w:tblCellMar>
-            <w:top w:w="0" w:type="dxa"/>
-            <w:bottom w:w="0" w:type="dxa"/>
-          </w:tblCellMar>
-        </w:tblPrEx>
         <w:tc>
           <w:tcPr>
             <w:tcW w:w="2200" w:type="dxa"/>
@@ -17259,12 +16613,6 @@
         </w:tc>
       </w:tr>
       <w:tr>
-        <w:tblPrEx>
-          <w:tblCellMar>
-            <w:top w:w="0" w:type="dxa"/>
-            <w:bottom w:w="0" w:type="dxa"/>
-          </w:tblCellMar>
-        </w:tblPrEx>
         <w:tc>
           <w:tcPr>
             <w:tcW w:w="2200" w:type="dxa"/>
@@ -17357,12 +16705,6 @@
         </w:tc>
       </w:tr>
       <w:tr>
-        <w:tblPrEx>
-          <w:tblCellMar>
-            <w:top w:w="0" w:type="dxa"/>
-            <w:bottom w:w="0" w:type="dxa"/>
-          </w:tblCellMar>
-        </w:tblPrEx>
         <w:tc>
           <w:tcPr>
             <w:tcW w:w="2200" w:type="dxa"/>
@@ -17455,12 +16797,6 @@
         </w:tc>
       </w:tr>
       <w:tr>
-        <w:tblPrEx>
-          <w:tblCellMar>
-            <w:top w:w="0" w:type="dxa"/>
-            <w:bottom w:w="0" w:type="dxa"/>
-          </w:tblCellMar>
-        </w:tblPrEx>
         <w:tc>
           <w:tcPr>
             <w:tcW w:w="2200" w:type="dxa"/>
@@ -17553,12 +16889,6 @@
         </w:tc>
       </w:tr>
       <w:tr>
-        <w:tblPrEx>
-          <w:tblCellMar>
-            <w:top w:w="0" w:type="dxa"/>
-            <w:bottom w:w="0" w:type="dxa"/>
-          </w:tblCellMar>
-        </w:tblPrEx>
         <w:tc>
           <w:tcPr>
             <w:tcW w:w="2200" w:type="dxa"/>
@@ -17689,12 +17019,6 @@
         <w:gridCol w:w="5638"/>
       </w:tblGrid>
       <w:tr>
-        <w:tblPrEx>
-          <w:tblCellMar>
-            <w:top w:w="0" w:type="dxa"/>
-            <w:bottom w:w="0" w:type="dxa"/>
-          </w:tblCellMar>
-        </w:tblPrEx>
         <w:tc>
           <w:tcPr>
             <w:tcW w:w="1400" w:type="dxa"/>
@@ -17796,12 +17120,6 @@
         </w:tc>
       </w:tr>
       <w:tr>
-        <w:tblPrEx>
-          <w:tblCellMar>
-            <w:top w:w="0" w:type="dxa"/>
-            <w:bottom w:w="0" w:type="dxa"/>
-          </w:tblCellMar>
-        </w:tblPrEx>
         <w:tc>
           <w:tcPr>
             <w:tcW w:w="1400" w:type="dxa"/>
@@ -17894,12 +17212,6 @@
         </w:tc>
       </w:tr>
       <w:tr>
-        <w:tblPrEx>
-          <w:tblCellMar>
-            <w:top w:w="0" w:type="dxa"/>
-            <w:bottom w:w="0" w:type="dxa"/>
-          </w:tblCellMar>
-        </w:tblPrEx>
         <w:tc>
           <w:tcPr>
             <w:tcW w:w="1400" w:type="dxa"/>
@@ -17992,12 +17304,6 @@
         </w:tc>
       </w:tr>
       <w:tr>
-        <w:tblPrEx>
-          <w:tblCellMar>
-            <w:top w:w="0" w:type="dxa"/>
-            <w:bottom w:w="0" w:type="dxa"/>
-          </w:tblCellMar>
-        </w:tblPrEx>
         <w:tc>
           <w:tcPr>
             <w:tcW w:w="1400" w:type="dxa"/>
@@ -18090,12 +17396,6 @@
         </w:tc>
       </w:tr>
       <w:tr>
-        <w:tblPrEx>
-          <w:tblCellMar>
-            <w:top w:w="0" w:type="dxa"/>
-            <w:bottom w:w="0" w:type="dxa"/>
-          </w:tblCellMar>
-        </w:tblPrEx>
         <w:tc>
           <w:tcPr>
             <w:tcW w:w="1400" w:type="dxa"/>
@@ -18188,12 +17488,6 @@
         </w:tc>
       </w:tr>
       <w:tr>
-        <w:tblPrEx>
-          <w:tblCellMar>
-            <w:top w:w="0" w:type="dxa"/>
-            <w:bottom w:w="0" w:type="dxa"/>
-          </w:tblCellMar>
-        </w:tblPrEx>
         <w:tc>
           <w:tcPr>
             <w:tcW w:w="1400" w:type="dxa"/>
@@ -18286,12 +17580,6 @@
         </w:tc>
       </w:tr>
       <w:tr>
-        <w:tblPrEx>
-          <w:tblCellMar>
-            <w:top w:w="0" w:type="dxa"/>
-            <w:bottom w:w="0" w:type="dxa"/>
-          </w:tblCellMar>
-        </w:tblPrEx>
         <w:tc>
           <w:tcPr>
             <w:tcW w:w="1400" w:type="dxa"/>
@@ -18384,12 +17672,6 @@
         </w:tc>
       </w:tr>
       <w:tr>
-        <w:tblPrEx>
-          <w:tblCellMar>
-            <w:top w:w="0" w:type="dxa"/>
-            <w:bottom w:w="0" w:type="dxa"/>
-          </w:tblCellMar>
-        </w:tblPrEx>
         <w:tc>
           <w:tcPr>
             <w:tcW w:w="1400" w:type="dxa"/>
@@ -18633,12 +17915,6 @@
         <w:gridCol w:w="7038"/>
       </w:tblGrid>
       <w:tr>
-        <w:tblPrEx>
-          <w:tblCellMar>
-            <w:top w:w="0" w:type="dxa"/>
-            <w:bottom w:w="0" w:type="dxa"/>
-          </w:tblCellMar>
-        </w:tblPrEx>
         <w:tc>
           <w:tcPr>
             <w:tcW w:w="2600" w:type="dxa"/>
@@ -18707,12 +17983,6 @@
         </w:tc>
       </w:tr>
       <w:tr>
-        <w:tblPrEx>
-          <w:tblCellMar>
-            <w:top w:w="0" w:type="dxa"/>
-            <w:bottom w:w="0" w:type="dxa"/>
-          </w:tblCellMar>
-        </w:tblPrEx>
         <w:tc>
           <w:tcPr>
             <w:tcW w:w="2600" w:type="dxa"/>
@@ -18775,12 +18045,6 @@
         </w:tc>
       </w:tr>
       <w:tr>
-        <w:tblPrEx>
-          <w:tblCellMar>
-            <w:top w:w="0" w:type="dxa"/>
-            <w:bottom w:w="0" w:type="dxa"/>
-          </w:tblCellMar>
-        </w:tblPrEx>
         <w:tc>
           <w:tcPr>
             <w:tcW w:w="2600" w:type="dxa"/>
@@ -18843,12 +18107,6 @@
         </w:tc>
       </w:tr>
       <w:tr>
-        <w:tblPrEx>
-          <w:tblCellMar>
-            <w:top w:w="0" w:type="dxa"/>
-            <w:bottom w:w="0" w:type="dxa"/>
-          </w:tblCellMar>
-        </w:tblPrEx>
         <w:tc>
           <w:tcPr>
             <w:tcW w:w="2600" w:type="dxa"/>
@@ -18911,12 +18169,6 @@
         </w:tc>
       </w:tr>
       <w:tr>
-        <w:tblPrEx>
-          <w:tblCellMar>
-            <w:top w:w="0" w:type="dxa"/>
-            <w:bottom w:w="0" w:type="dxa"/>
-          </w:tblCellMar>
-        </w:tblPrEx>
         <w:tc>
           <w:tcPr>
             <w:tcW w:w="2600" w:type="dxa"/>
@@ -19007,12 +18259,6 @@
         <w:gridCol w:w="9297"/>
       </w:tblGrid>
       <w:tr>
-        <w:tblPrEx>
-          <w:tblCellMar>
-            <w:top w:w="0" w:type="dxa"/>
-            <w:bottom w:w="0" w:type="dxa"/>
-          </w:tblCellMar>
-        </w:tblPrEx>
         <w:tc>
           <w:tcPr>
             <w:tcW w:w="200" w:type="dxa"/>
@@ -19138,12 +18384,6 @@
         <w:gridCol w:w="7838"/>
       </w:tblGrid>
       <w:tr>
-        <w:tblPrEx>
-          <w:tblCellMar>
-            <w:top w:w="0" w:type="dxa"/>
-            <w:bottom w:w="0" w:type="dxa"/>
-          </w:tblCellMar>
-        </w:tblPrEx>
         <w:tc>
           <w:tcPr>
             <w:tcW w:w="1800" w:type="dxa"/>
@@ -19212,12 +18452,6 @@
         </w:tc>
       </w:tr>
       <w:tr>
-        <w:tblPrEx>
-          <w:tblCellMar>
-            <w:top w:w="0" w:type="dxa"/>
-            <w:bottom w:w="0" w:type="dxa"/>
-          </w:tblCellMar>
-        </w:tblPrEx>
         <w:tc>
           <w:tcPr>
             <w:tcW w:w="1800" w:type="dxa"/>
@@ -19280,12 +18514,6 @@
         </w:tc>
       </w:tr>
       <w:tr>
-        <w:tblPrEx>
-          <w:tblCellMar>
-            <w:top w:w="0" w:type="dxa"/>
-            <w:bottom w:w="0" w:type="dxa"/>
-          </w:tblCellMar>
-        </w:tblPrEx>
         <w:tc>
           <w:tcPr>
             <w:tcW w:w="1800" w:type="dxa"/>
@@ -19348,12 +18576,6 @@
         </w:tc>
       </w:tr>
       <w:tr>
-        <w:tblPrEx>
-          <w:tblCellMar>
-            <w:top w:w="0" w:type="dxa"/>
-            <w:bottom w:w="0" w:type="dxa"/>
-          </w:tblCellMar>
-        </w:tblPrEx>
         <w:tc>
           <w:tcPr>
             <w:tcW w:w="1800" w:type="dxa"/>
@@ -19416,12 +18638,6 @@
         </w:tc>
       </w:tr>
       <w:tr>
-        <w:tblPrEx>
-          <w:tblCellMar>
-            <w:top w:w="0" w:type="dxa"/>
-            <w:bottom w:w="0" w:type="dxa"/>
-          </w:tblCellMar>
-        </w:tblPrEx>
         <w:tc>
           <w:tcPr>
             <w:tcW w:w="1800" w:type="dxa"/>
@@ -19484,12 +18700,6 @@
         </w:tc>
       </w:tr>
       <w:tr>
-        <w:tblPrEx>
-          <w:tblCellMar>
-            <w:top w:w="0" w:type="dxa"/>
-            <w:bottom w:w="0" w:type="dxa"/>
-          </w:tblCellMar>
-        </w:tblPrEx>
         <w:tc>
           <w:tcPr>
             <w:tcW w:w="1800" w:type="dxa"/>
@@ -19552,12 +18762,6 @@
         </w:tc>
       </w:tr>
       <w:tr>
-        <w:tblPrEx>
-          <w:tblCellMar>
-            <w:top w:w="0" w:type="dxa"/>
-            <w:bottom w:w="0" w:type="dxa"/>
-          </w:tblCellMar>
-        </w:tblPrEx>
         <w:tc>
           <w:tcPr>
             <w:tcW w:w="1800" w:type="dxa"/>
@@ -19670,12 +18874,6 @@
         <w:gridCol w:w="7838"/>
       </w:tblGrid>
       <w:tr>
-        <w:tblPrEx>
-          <w:tblCellMar>
-            <w:top w:w="0" w:type="dxa"/>
-            <w:bottom w:w="0" w:type="dxa"/>
-          </w:tblCellMar>
-        </w:tblPrEx>
         <w:tc>
           <w:tcPr>
             <w:tcW w:w="1800" w:type="dxa"/>
@@ -19744,12 +18942,6 @@
         </w:tc>
       </w:tr>
       <w:tr>
-        <w:tblPrEx>
-          <w:tblCellMar>
-            <w:top w:w="0" w:type="dxa"/>
-            <w:bottom w:w="0" w:type="dxa"/>
-          </w:tblCellMar>
-        </w:tblPrEx>
         <w:tc>
           <w:tcPr>
             <w:tcW w:w="1800" w:type="dxa"/>
@@ -19812,12 +19004,6 @@
         </w:tc>
       </w:tr>
       <w:tr>
-        <w:tblPrEx>
-          <w:tblCellMar>
-            <w:top w:w="0" w:type="dxa"/>
-            <w:bottom w:w="0" w:type="dxa"/>
-          </w:tblCellMar>
-        </w:tblPrEx>
         <w:tc>
           <w:tcPr>
             <w:tcW w:w="1800" w:type="dxa"/>
@@ -19880,12 +19066,6 @@
         </w:tc>
       </w:tr>
       <w:tr>
-        <w:tblPrEx>
-          <w:tblCellMar>
-            <w:top w:w="0" w:type="dxa"/>
-            <w:bottom w:w="0" w:type="dxa"/>
-          </w:tblCellMar>
-        </w:tblPrEx>
         <w:tc>
           <w:tcPr>
             <w:tcW w:w="1800" w:type="dxa"/>
@@ -19948,12 +19128,6 @@
         </w:tc>
       </w:tr>
       <w:tr>
-        <w:tblPrEx>
-          <w:tblCellMar>
-            <w:top w:w="0" w:type="dxa"/>
-            <w:bottom w:w="0" w:type="dxa"/>
-          </w:tblCellMar>
-        </w:tblPrEx>
         <w:tc>
           <w:tcPr>
             <w:tcW w:w="1800" w:type="dxa"/>
@@ -20016,12 +19190,6 @@
         </w:tc>
       </w:tr>
       <w:tr>
-        <w:tblPrEx>
-          <w:tblCellMar>
-            <w:top w:w="0" w:type="dxa"/>
-            <w:bottom w:w="0" w:type="dxa"/>
-          </w:tblCellMar>
-        </w:tblPrEx>
         <w:tc>
           <w:tcPr>
             <w:tcW w:w="1800" w:type="dxa"/>
@@ -20135,12 +19303,6 @@
         <w:gridCol w:w="3438"/>
       </w:tblGrid>
       <w:tr>
-        <w:tblPrEx>
-          <w:tblCellMar>
-            <w:top w:w="0" w:type="dxa"/>
-            <w:bottom w:w="0" w:type="dxa"/>
-          </w:tblCellMar>
-        </w:tblPrEx>
         <w:tc>
           <w:tcPr>
             <w:tcW w:w="2600" w:type="dxa"/>
@@ -20243,12 +19405,6 @@
         </w:tc>
       </w:tr>
       <w:tr>
-        <w:tblPrEx>
-          <w:tblCellMar>
-            <w:top w:w="0" w:type="dxa"/>
-            <w:bottom w:w="0" w:type="dxa"/>
-          </w:tblCellMar>
-        </w:tblPrEx>
         <w:tc>
           <w:tcPr>
             <w:tcW w:w="2600" w:type="dxa"/>
@@ -20341,12 +19497,6 @@
         </w:tc>
       </w:tr>
       <w:tr>
-        <w:tblPrEx>
-          <w:tblCellMar>
-            <w:top w:w="0" w:type="dxa"/>
-            <w:bottom w:w="0" w:type="dxa"/>
-          </w:tblCellMar>
-        </w:tblPrEx>
         <w:tc>
           <w:tcPr>
             <w:tcW w:w="2600" w:type="dxa"/>
@@ -20439,12 +19589,6 @@
         </w:tc>
       </w:tr>
       <w:tr>
-        <w:tblPrEx>
-          <w:tblCellMar>
-            <w:top w:w="0" w:type="dxa"/>
-            <w:bottom w:w="0" w:type="dxa"/>
-          </w:tblCellMar>
-        </w:tblPrEx>
         <w:tc>
           <w:tcPr>
             <w:tcW w:w="2600" w:type="dxa"/>
@@ -20537,12 +19681,6 @@
         </w:tc>
       </w:tr>
       <w:tr>
-        <w:tblPrEx>
-          <w:tblCellMar>
-            <w:top w:w="0" w:type="dxa"/>
-            <w:bottom w:w="0" w:type="dxa"/>
-          </w:tblCellMar>
-        </w:tblPrEx>
         <w:tc>
           <w:tcPr>
             <w:tcW w:w="2600" w:type="dxa"/>
@@ -20673,12 +19811,6 @@
         <w:gridCol w:w="3738"/>
       </w:tblGrid>
       <w:tr>
-        <w:tblPrEx>
-          <w:tblCellMar>
-            <w:top w:w="0" w:type="dxa"/>
-            <w:bottom w:w="0" w:type="dxa"/>
-          </w:tblCellMar>
-        </w:tblPrEx>
         <w:tc>
           <w:tcPr>
             <w:tcW w:w="2200" w:type="dxa"/>
@@ -20780,12 +19912,6 @@
         </w:tc>
       </w:tr>
       <w:tr>
-        <w:tblPrEx>
-          <w:tblCellMar>
-            <w:top w:w="0" w:type="dxa"/>
-            <w:bottom w:w="0" w:type="dxa"/>
-          </w:tblCellMar>
-        </w:tblPrEx>
         <w:tc>
           <w:tcPr>
             <w:tcW w:w="2200" w:type="dxa"/>
@@ -20878,12 +20004,6 @@
         </w:tc>
       </w:tr>
       <w:tr>
-        <w:tblPrEx>
-          <w:tblCellMar>
-            <w:top w:w="0" w:type="dxa"/>
-            <w:bottom w:w="0" w:type="dxa"/>
-          </w:tblCellMar>
-        </w:tblPrEx>
         <w:tc>
           <w:tcPr>
             <w:tcW w:w="2200" w:type="dxa"/>
@@ -20976,12 +20096,6 @@
         </w:tc>
       </w:tr>
       <w:tr>
-        <w:tblPrEx>
-          <w:tblCellMar>
-            <w:top w:w="0" w:type="dxa"/>
-            <w:bottom w:w="0" w:type="dxa"/>
-          </w:tblCellMar>
-        </w:tblPrEx>
         <w:tc>
           <w:tcPr>
             <w:tcW w:w="2200" w:type="dxa"/>
@@ -21074,12 +20188,6 @@
         </w:tc>
       </w:tr>
       <w:tr>
-        <w:tblPrEx>
-          <w:tblCellMar>
-            <w:top w:w="0" w:type="dxa"/>
-            <w:bottom w:w="0" w:type="dxa"/>
-          </w:tblCellMar>
-        </w:tblPrEx>
         <w:tc>
           <w:tcPr>
             <w:tcW w:w="2200" w:type="dxa"/>
@@ -21199,12 +20307,6 @@
         <w:gridCol w:w="9327"/>
       </w:tblGrid>
       <w:tr>
-        <w:tblPrEx>
-          <w:tblCellMar>
-            <w:top w:w="0" w:type="dxa"/>
-            <w:bottom w:w="0" w:type="dxa"/>
-          </w:tblCellMar>
-        </w:tblPrEx>
         <w:tc>
           <w:tcPr>
             <w:tcW w:w="200" w:type="dxa"/>
@@ -21330,12 +20432,6 @@
         <w:gridCol w:w="6438"/>
       </w:tblGrid>
       <w:tr>
-        <w:tblPrEx>
-          <w:tblCellMar>
-            <w:top w:w="0" w:type="dxa"/>
-            <w:bottom w:w="0" w:type="dxa"/>
-          </w:tblCellMar>
-        </w:tblPrEx>
         <w:tc>
           <w:tcPr>
             <w:tcW w:w="3200" w:type="dxa"/>
@@ -21404,12 +20500,6 @@
         </w:tc>
       </w:tr>
       <w:tr>
-        <w:tblPrEx>
-          <w:tblCellMar>
-            <w:top w:w="0" w:type="dxa"/>
-            <w:bottom w:w="0" w:type="dxa"/>
-          </w:tblCellMar>
-        </w:tblPrEx>
         <w:tc>
           <w:tcPr>
             <w:tcW w:w="3200" w:type="dxa"/>
@@ -21472,12 +20562,6 @@
         </w:tc>
       </w:tr>
       <w:tr>
-        <w:tblPrEx>
-          <w:tblCellMar>
-            <w:top w:w="0" w:type="dxa"/>
-            <w:bottom w:w="0" w:type="dxa"/>
-          </w:tblCellMar>
-        </w:tblPrEx>
         <w:tc>
           <w:tcPr>
             <w:tcW w:w="3200" w:type="dxa"/>
@@ -21540,12 +20624,6 @@
         </w:tc>
       </w:tr>
       <w:tr>
-        <w:tblPrEx>
-          <w:tblCellMar>
-            <w:top w:w="0" w:type="dxa"/>
-            <w:bottom w:w="0" w:type="dxa"/>
-          </w:tblCellMar>
-        </w:tblPrEx>
         <w:tc>
           <w:tcPr>
             <w:tcW w:w="3200" w:type="dxa"/>
@@ -21608,12 +20686,6 @@
         </w:tc>
       </w:tr>
       <w:tr>
-        <w:tblPrEx>
-          <w:tblCellMar>
-            <w:top w:w="0" w:type="dxa"/>
-            <w:bottom w:w="0" w:type="dxa"/>
-          </w:tblCellMar>
-        </w:tblPrEx>
         <w:tc>
           <w:tcPr>
             <w:tcW w:w="3200" w:type="dxa"/>
@@ -21676,12 +20748,6 @@
         </w:tc>
       </w:tr>
       <w:tr>
-        <w:tblPrEx>
-          <w:tblCellMar>
-            <w:top w:w="0" w:type="dxa"/>
-            <w:bottom w:w="0" w:type="dxa"/>
-          </w:tblCellMar>
-        </w:tblPrEx>
         <w:tc>
           <w:tcPr>
             <w:tcW w:w="3200" w:type="dxa"/>
@@ -21744,12 +20810,6 @@
         </w:tc>
       </w:tr>
       <w:tr>
-        <w:tblPrEx>
-          <w:tblCellMar>
-            <w:top w:w="0" w:type="dxa"/>
-            <w:bottom w:w="0" w:type="dxa"/>
-          </w:tblCellMar>
-        </w:tblPrEx>
         <w:tc>
           <w:tcPr>
             <w:tcW w:w="3200" w:type="dxa"/>
@@ -21813,12 +20873,6 @@
         </w:tc>
       </w:tr>
       <w:tr>
-        <w:tblPrEx>
-          <w:tblCellMar>
-            <w:top w:w="0" w:type="dxa"/>
-            <w:bottom w:w="0" w:type="dxa"/>
-          </w:tblCellMar>
-        </w:tblPrEx>
         <w:tc>
           <w:tcPr>
             <w:tcW w:w="3200" w:type="dxa"/>
@@ -21881,12 +20935,6 @@
         </w:tc>
       </w:tr>
       <w:tr>
-        <w:tblPrEx>
-          <w:tblCellMar>
-            <w:top w:w="0" w:type="dxa"/>
-            <w:bottom w:w="0" w:type="dxa"/>
-          </w:tblCellMar>
-        </w:tblPrEx>
         <w:tc>
           <w:tcPr>
             <w:tcW w:w="3200" w:type="dxa"/>
@@ -21949,12 +20997,6 @@
         </w:tc>
       </w:tr>
       <w:tr>
-        <w:tblPrEx>
-          <w:tblCellMar>
-            <w:top w:w="0" w:type="dxa"/>
-            <w:bottom w:w="0" w:type="dxa"/>
-          </w:tblCellMar>
-        </w:tblPrEx>
         <w:tc>
           <w:tcPr>
             <w:tcW w:w="3200" w:type="dxa"/>
@@ -22017,12 +21059,6 @@
         </w:tc>
       </w:tr>
       <w:tr>
-        <w:tblPrEx>
-          <w:tblCellMar>
-            <w:top w:w="0" w:type="dxa"/>
-            <w:bottom w:w="0" w:type="dxa"/>
-          </w:tblCellMar>
-        </w:tblPrEx>
         <w:tc>
           <w:tcPr>
             <w:tcW w:w="3200" w:type="dxa"/>
@@ -22122,12 +21158,6 @@
         <w:gridCol w:w="7038"/>
       </w:tblGrid>
       <w:tr>
-        <w:tblPrEx>
-          <w:tblCellMar>
-            <w:top w:w="0" w:type="dxa"/>
-            <w:bottom w:w="0" w:type="dxa"/>
-          </w:tblCellMar>
-        </w:tblPrEx>
         <w:tc>
           <w:tcPr>
             <w:tcW w:w="2600" w:type="dxa"/>
@@ -22196,12 +21226,6 @@
         </w:tc>
       </w:tr>
       <w:tr>
-        <w:tblPrEx>
-          <w:tblCellMar>
-            <w:top w:w="0" w:type="dxa"/>
-            <w:bottom w:w="0" w:type="dxa"/>
-          </w:tblCellMar>
-        </w:tblPrEx>
         <w:tc>
           <w:tcPr>
             <w:tcW w:w="2600" w:type="dxa"/>
@@ -22264,12 +21288,6 @@
         </w:tc>
       </w:tr>
       <w:tr>
-        <w:tblPrEx>
-          <w:tblCellMar>
-            <w:top w:w="0" w:type="dxa"/>
-            <w:bottom w:w="0" w:type="dxa"/>
-          </w:tblCellMar>
-        </w:tblPrEx>
         <w:tc>
           <w:tcPr>
             <w:tcW w:w="2600" w:type="dxa"/>
@@ -22332,12 +21350,6 @@
         </w:tc>
       </w:tr>
       <w:tr>
-        <w:tblPrEx>
-          <w:tblCellMar>
-            <w:top w:w="0" w:type="dxa"/>
-            <w:bottom w:w="0" w:type="dxa"/>
-          </w:tblCellMar>
-        </w:tblPrEx>
         <w:tc>
           <w:tcPr>
             <w:tcW w:w="2600" w:type="dxa"/>
@@ -22400,12 +21412,6 @@
         </w:tc>
       </w:tr>
       <w:tr>
-        <w:tblPrEx>
-          <w:tblCellMar>
-            <w:top w:w="0" w:type="dxa"/>
-            <w:bottom w:w="0" w:type="dxa"/>
-          </w:tblCellMar>
-        </w:tblPrEx>
         <w:tc>
           <w:tcPr>
             <w:tcW w:w="2600" w:type="dxa"/>
@@ -22468,12 +21474,6 @@
         </w:tc>
       </w:tr>
       <w:tr>
-        <w:tblPrEx>
-          <w:tblCellMar>
-            <w:top w:w="0" w:type="dxa"/>
-            <w:bottom w:w="0" w:type="dxa"/>
-          </w:tblCellMar>
-        </w:tblPrEx>
         <w:tc>
           <w:tcPr>
             <w:tcW w:w="2600" w:type="dxa"/>
@@ -22536,12 +21536,6 @@
         </w:tc>
       </w:tr>
       <w:tr>
-        <w:tblPrEx>
-          <w:tblCellMar>
-            <w:top w:w="0" w:type="dxa"/>
-            <w:bottom w:w="0" w:type="dxa"/>
-          </w:tblCellMar>
-        </w:tblPrEx>
         <w:tc>
           <w:tcPr>
             <w:tcW w:w="2600" w:type="dxa"/>
@@ -22604,12 +21598,6 @@
         </w:tc>
       </w:tr>
       <w:tr>
-        <w:tblPrEx>
-          <w:tblCellMar>
-            <w:top w:w="0" w:type="dxa"/>
-            <w:bottom w:w="0" w:type="dxa"/>
-          </w:tblCellMar>
-        </w:tblPrEx>
         <w:tc>
           <w:tcPr>
             <w:tcW w:w="2600" w:type="dxa"/>
@@ -22699,12 +21687,6 @@
         <w:gridCol w:w="9327"/>
       </w:tblGrid>
       <w:tr>
-        <w:tblPrEx>
-          <w:tblCellMar>
-            <w:top w:w="0" w:type="dxa"/>
-            <w:bottom w:w="0" w:type="dxa"/>
-          </w:tblCellMar>
-        </w:tblPrEx>
         <w:tc>
           <w:tcPr>
             <w:tcW w:w="200" w:type="dxa"/>
@@ -22791,7 +21773,7 @@
       </w:r>
     </w:p>
     <w:sectPr>
-      <w:footerReference w:type="default" r:id="rId7"/>
+      <w:footerReference w:type="default" r:id="rId9"/>
       <w:pgSz w:w="11906" w:h="16838"/>
       <w:pgMar w:top="1134" w:right="1134" w:bottom="1134" w:left="1134" w:header="708" w:footer="708" w:gutter="0"/>
       <w:cols w:space="720"/>
